--- a/src/templates/termos/devolucao-equipamento.docx
+++ b/src/templates/termos/devolucao-equipamento.docx
@@ -1202,7 +1202,7 @@
           <w:rFonts w:ascii="Arial" w:hAnsi="Arial" w:cs="Arial"/>
           <w:color w:val="000000"/>
         </w:rPr>
-        <w:t>São José Dos Pinhais, {data_extenso}.</w:t>
+        <w:t>{cidade}, {data_extenso}.</w:t>
       </w:r>
     </w:p>
     <w:p>
